--- a/paper_2page.docx
+++ b/paper_2page.docx
@@ -89,7 +89,7 @@
           <w:i w:val="0"/>
           <w:sz w:val="20"/>
         </w:rPr>
-        <w:t>반도체 제조 공정에서 Failbit Map 기반 웨이퍼 불량 분석은 수율 관리와 이상 원인 추적의 핵심 업무이지만, 실무 환경에서는 이를 체계적으로 수행하기 어렵다. 수치 계측값만으로는 불량의 공간적 패턴을 파악할 수 없고, 그렇다고 발생하는 wafer 수에 비해 맵 이미지를 대량으로 열람·검토하는 수단도 없다. 현재 실무자들은 관심 있는 wafer의 맵 파일을 개별 저장하고 메신저·이메일로 공유하는 비공식 방식에 의존하며, 분석 결과가 개인에게 귀속되어 조직 차원의 지식으로 축적되지 않는 구조적 문제가 있다. 이 상황에서 등록된 불량의 자동 분류만으로는 충분하지 않으며, 라벨 등록 지연과 라벨 노이즈, 신규 공정 변화에 따른 unknown defect 발생, 이미지와 칩 계측값의 동시 해석 요구가 추가적으로 존재한다. 본 연구에서는 이러한 문제를 해결하기 위해 데이터 생성, 등록 불량 분류, 미등록 불량 군집화, 사용자 검토를 하나의 흐름으로 연결하는 도메인 지식 기반 통합 파이프라인을 제안하였다. 데이터 계층에서는 dual-bucket 로그 수집, Cython 기반 고속 파싱, palette-indexed PNG 및 positions JSON 생성을 통해 웨이퍼 이미지와 chip-level 좌표 및 계측값을 정합하였다. 생성되는 wafer map은 자연영상과 달리 검사 결과를 의미하는 약 20개 내외의 이산 색상만 사용하므로, 32-color palette PNG로 무손실 의미 보존과 효율적 저장이 가능하였다. 등록 불량 경로에서는 16개 클래스에 대해 ConvNeXtV2 기반 백본 선택과 Optuna 기반 학습 최적화를 통해 weighted F1을 0.78에서 0.92까지 향상시켰고, 이후 difficult class 및 low-confidence sample에 선택적으로 Grad-CAM 기반 ROI 추출, 클래스별 spatial prior, YOLO 이차 검증을 적용하는 2단계 구조로 해당 케이스의 교정 정밀도 90% 이상을 확보하며 최종 0.95를 달성하였다. 미등록 불량 경로에서는 InfoNCE 기반 Contrastive Learning과 HDBSCAN을 적용하여 unknown defect 후보를 자동 군집화하고, 전문가 검토와 신규 라벨 등록을 지원하였다.</w:t>
+        <w:t>반도체 EDS(Electrical Die Sorting) Test 결과인 Failbit Map은 천만 픽셀 이상의 표현력으로 웨이퍼 불량의 위치·분포·밀집도·방향성을 담는 수율 관리의 핵심 데이터이나, 기존 운영 환경은 수치 임계치 기반 사후 확인 구조에 머물러 맵 상의 공간적 이상 패턴을 조기에 탐지할 수 없는 구조적 한계를 지닌다. 본 논문은 이를 해결하기 위해 데이터 생성, 등록 불량 분류, 미등록 불량 군집화, UI 기반 전문가 검토를 단일 흐름으로 통합하는 도메인 지식 기반 파이프라인을 제안한다. 데이터 표현 계층에서는 Failbit Map이 전기적 검사 결과를 의미하는 약 20종의 이산 색상만 사용함을 활용하여 32-color palette-indexed PNG 포맷을 채택함으로써 무손실 의미 보존과 24-bit RGB 대비 65% 파일 크기 절감을 동시에 달성하였다. 등록 불량 분류 경로에서는 FCMAE 비지도 사전학습 가중치를 보유한 ConvNeXtV2-Base를 backbone으로 선택하고 Optuna 기반 전역 하이퍼파라미터 탐색을 적용하여 16-class weighted F1을 0.78에서 0.92로 향상시켰다. 나아가 low-confidence 및 difficult class에 한해 Grad-CAM 기반 동적 ROI 추출, 클래스별 spatial prior α-블렌딩, YOLO cls_loss 강화 이차 검증을 선택적으로 조합하는 2-stage correction 구조를 도입하여 최종 weighted F1 0.95를 달성하였다. 미등록 불량 경로에서는 Supervised Contrastive Learning 대비 open-set 임베딩 분리도가 우수한 InfoNCE 손실 함수를 채택하고, 웨이퍼 내 공간 위치가 공정 의미를 가진다는 도메인 지식을 반영한 grid36 structured local sampling과 HDBSCAN 밀도 기반 군집화를 결합하여 unknown defect 후보를 자동 탐지하고 전문가 검토 기반 라벨 확장 루프를 구성하였다.</w:t>
       </w:r>
     </w:p>
     <w:p>

--- a/paper_2page.docx
+++ b/paper_2page.docx
@@ -89,7 +89,7 @@
           <w:i w:val="0"/>
           <w:sz w:val="20"/>
         </w:rPr>
-        <w:t>반도체 EDS(Electrical Die Sorting) Test 결과인 Failbit Map은 천만 픽셀 이상의 표현력으로 웨이퍼 불량의 위치·분포·밀집도·방향성을 담는 수율 관리의 핵심 데이터이나, 기존 운영 환경은 수치 임계치 기반 사후 확인 구조에 머물러 맵 상의 공간적 이상 패턴을 조기에 탐지할 수 없는 구조적 한계를 지닌다. 본 논문은 이를 해결하기 위해 데이터 생성, 등록 불량 분류, 미등록 불량 군집화, UI 기반 전문가 검토를 단일 흐름으로 통합하는 도메인 지식 기반 파이프라인을 제안한다. 데이터 표현 계층에서는 Failbit Map이 전기적 검사 결과를 의미하는 약 20종의 이산 색상만 사용함을 활용하여 32-color palette-indexed PNG 포맷을 채택함으로써 무손실 의미 보존과 24-bit RGB 대비 65% 파일 크기 절감을 동시에 달성하였다. 등록 불량 분류 경로에서는 FCMAE 비지도 사전학습 가중치를 보유한 ConvNeXtV2-Base를 backbone으로 선택하고 Optuna 기반 전역 하이퍼파라미터 탐색을 적용하여 16-class weighted F1을 0.78에서 0.92로 향상시켰다. 나아가 low-confidence 및 difficult class에 한해 Grad-CAM 기반 동적 ROI 추출, 클래스별 spatial prior α-블렌딩, YOLO cls_loss 강화 이차 검증을 선택적으로 조합하는 2-stage correction 구조를 도입하여 최종 weighted F1 0.95를 달성하였다. 미등록 불량 경로에서는 Supervised Contrastive Learning 대비 open-set 임베딩 분리도가 우수한 InfoNCE 손실 함수를 채택하고, 웨이퍼 내 공간 위치가 공정 의미를 가진다는 도메인 지식을 반영한 grid36 structured local sampling과 HDBSCAN 밀도 기반 군집화를 결합하여 unknown defect 후보를 자동 탐지하고 전문가 검토 기반 라벨 확장 루프를 구성하였다.</w:t>
+        <w:t>반도체 EDS(Electrical Die Sorting) Test 결과인 Failbit Map은 천만 픽셀 이상의 표현력으로 웨이퍼 불량의 위치·분포·밀집도·방향성을 담는 수율 관리의 핵심 데이터이나, 기존 운영 환경은 수치 임계치 기반 사후 확인 구조에 머물러 맵 상의 공간적 이상 패턴을 조기에 탐지할 수 없는 구조적 한계를 지닌다. 본 논문은 이를 해결하기 위해 데이터 생성, 등록 불량 분류, 미등록 불량 군집화, UI 기반 전문가 검토를 단일 흐름으로 통합하는 도메인 지식 기반 파이프라인을 제안한다. 데이터 표현 계층에서는 Failbit Map이 전기적 검사 결과를 의미하는 약 20종의 이산 색상만 사용함을 활용하여 32-color palette-indexed PNG 포맷을 채택함으로써 무손실 의미 보존과 24-bit RGB 대비 65% 파일 크기 절감을 동시에 달성하였다. 등록 불량 분류 경로에서는 ConvNeXt V2 논문에서 제안된 FCMAE(Fully Convolutional Masked Autoencoder) 기반 사전학습 가중치를 사용하는 ConvNeXtV2-Base를 backbone으로 선택하고 Optuna 기반 전역 하이퍼파라미터 탐색을 적용하여 16-class weighted F1을 0.78에서 0.92로 향상시켰다. 나아가 low-confidence 및 difficult class에 한해 Grad-CAM 기반 동적 ROI 추출, 클래스별 spatial prior α-블렌딩, YOLO cls_loss 강화 이차 검증을 선택적으로 조합하는 2-stage correction 구조를 도입하여 최종 weighted F1 0.95를 달성하였다. 미등록 불량 경로에서는 Supervised Contrastive Learning 대비 open-set 임베딩 분리도가 우수한 InfoNCE 손실 함수를 채택하고, 웨이퍼 내 공간 위치가 공정 의미를 가진다는 도메인 지식을 반영한 grid36 structured local sampling과 HDBSCAN 밀도 기반 군집화를 결합하여 unknown defect 후보를 자동 탐지하고 전문가 검토 기반 라벨 확장 루프를 구성하였다.</w:t>
       </w:r>
     </w:p>
     <w:p>
